--- a/03_Team_Work/Team4/Milestone_4_Interfaces_and_Data_Structures/TeamEditor/KU_M4_Team4_1.6.1_API_Update_Profile_Request_v01.docx
+++ b/03_Team_Work/Team4/Milestone_4_Interfaces_and_Data_Structures/TeamEditor/KU_M4_Team4_1.6.1_API_Update_Profile_Request_v01.docx
@@ -20,7 +20,27 @@
           <w:sz w:val="27"/>
           <w:szCs w:val="27"/>
         </w:rPr>
-        <w:t xml:space="preserve">1.6.1 API </w:t>
+        <w:t>1.6.1</w:t>
+      </w:r>
+      <w:r>
+        <w:rPr>
+          <w:rFonts w:ascii="Arial" w:hAnsi="Arial" w:cs="Arial"/>
+          <w:b/>
+          <w:bCs/>
+          <w:sz w:val="27"/>
+          <w:szCs w:val="27"/>
+        </w:rPr>
+        <w:t>-</w:t>
+      </w:r>
+      <w:r>
+        <w:rPr>
+          <w:rFonts w:ascii="Arial" w:hAnsi="Arial" w:cs="Arial"/>
+          <w:b/>
+          <w:bCs/>
+          <w:sz w:val="27"/>
+          <w:szCs w:val="27"/>
+        </w:rPr>
+        <w:t xml:space="preserve">API </w:t>
       </w:r>
       <w:proofErr w:type="spellStart"/>
       <w:r>
